--- a/Assignments_and_Rules/Cellular mobile network operator simulator.docx
+++ b/Assignments_and_Rules/Cellular mobile network operator simulator.docx
@@ -128,11 +128,6 @@
       <w:r>
         <w:t xml:space="preserve"> </w:t>
       </w:r>
-    </w:p>
-    <w:p>
-      <w:pPr>
-        <w:ind w:firstLine="360"/>
-      </w:pPr>
       <w:r>
         <w:t>One of the key factors</w:t>
       </w:r>
@@ -199,16 +194,16 @@
         <mc:AlternateContent>
           <mc:Choice Requires="wps">
             <w:drawing>
-              <wp:anchor distT="0" distB="0" distL="114300" distR="114300" simplePos="0" relativeHeight="251661312" behindDoc="0" locked="0" layoutInCell="1" allowOverlap="1" wp14:anchorId="38F24167" wp14:editId="1E977119">
+              <wp:anchor distT="0" distB="0" distL="114300" distR="114300" simplePos="0" relativeHeight="251661312" behindDoc="0" locked="0" layoutInCell="1" allowOverlap="1" wp14:anchorId="38F24167" wp14:editId="210FEA02">
                 <wp:simplePos x="0" y="0"/>
                 <wp:positionH relativeFrom="column">
-                  <wp:posOffset>1573530</wp:posOffset>
+                  <wp:posOffset>1548765</wp:posOffset>
                 </wp:positionH>
                 <wp:positionV relativeFrom="paragraph">
-                  <wp:posOffset>3039744</wp:posOffset>
+                  <wp:posOffset>2874645</wp:posOffset>
                 </wp:positionV>
-                <wp:extent cx="2200275" cy="219075"/>
-                <wp:effectExtent l="0" t="0" r="28575" b="28575"/>
+                <wp:extent cx="2072230" cy="91440"/>
+                <wp:effectExtent l="0" t="0" r="23495" b="22860"/>
                 <wp:wrapNone/>
                 <wp:docPr id="19" name="Straight Connector 19"/>
                 <wp:cNvGraphicFramePr/>
@@ -219,7 +214,7 @@
                       <wps:spPr>
                         <a:xfrm flipV="1">
                           <a:off x="0" y="0"/>
-                          <a:ext cx="2200275" cy="219075"/>
+                          <a:ext cx="2072230" cy="91440"/>
                         </a:xfrm>
                         <a:prstGeom prst="line">
                           <a:avLst/>
@@ -260,7 +255,7 @@
           </mc:Choice>
           <mc:Fallback>
             <w:pict>
-              <v:line w14:anchorId="375DE972" id="Straight Connector 19" o:spid="_x0000_s1026" style="position:absolute;flip:y;z-index:251661312;visibility:visible;mso-wrap-style:square;mso-width-percent:0;mso-height-percent:0;mso-wrap-distance-left:9pt;mso-wrap-distance-top:0;mso-wrap-distance-right:9pt;mso-wrap-distance-bottom:0;mso-position-horizontal:absolute;mso-position-horizontal-relative:text;mso-position-vertical:absolute;mso-position-vertical-relative:text;mso-width-percent:0;mso-height-percent:0;mso-width-relative:margin;mso-height-relative:margin" from="123.9pt,239.35pt" to="297.15pt,256.6pt" o:gfxdata="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" strokecolor="#ed7d31 [3205]" strokeweight="2pt">
+              <v:line w14:anchorId="5A509951" id="Straight Connector 19" o:spid="_x0000_s1026" style="position:absolute;flip:y;z-index:251661312;visibility:visible;mso-wrap-style:square;mso-width-percent:0;mso-height-percent:0;mso-wrap-distance-left:9pt;mso-wrap-distance-top:0;mso-wrap-distance-right:9pt;mso-wrap-distance-bottom:0;mso-position-horizontal:absolute;mso-position-horizontal-relative:text;mso-position-vertical:absolute;mso-position-vertical-relative:text;mso-width-percent:0;mso-height-percent:0;mso-width-relative:margin;mso-height-relative:margin" from="121.95pt,226.35pt" to="285.1pt,233.55pt" o:gfxdata="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" strokecolor="#ed7d31 [3205]" strokeweight="2pt">
                 <v:stroke dashstyle="longDash" joinstyle="miter"/>
               </v:line>
             </w:pict>
@@ -274,16 +269,16 @@
         <mc:AlternateContent>
           <mc:Choice Requires="wps">
             <w:drawing>
-              <wp:anchor distT="0" distB="0" distL="114300" distR="114300" simplePos="0" relativeHeight="251659264" behindDoc="0" locked="0" layoutInCell="1" allowOverlap="1" wp14:anchorId="3DF8695E" wp14:editId="20097B26">
+              <wp:anchor distT="0" distB="0" distL="114300" distR="114300" simplePos="0" relativeHeight="251659264" behindDoc="0" locked="0" layoutInCell="1" allowOverlap="1" wp14:anchorId="3DF8695E" wp14:editId="486F4AE8">
                 <wp:simplePos x="0" y="0"/>
                 <wp:positionH relativeFrom="column">
-                  <wp:posOffset>1564004</wp:posOffset>
+                  <wp:posOffset>1564006</wp:posOffset>
                 </wp:positionH>
                 <wp:positionV relativeFrom="paragraph">
-                  <wp:posOffset>1134745</wp:posOffset>
+                  <wp:posOffset>1137285</wp:posOffset>
                 </wp:positionV>
-                <wp:extent cx="2200275" cy="1905000"/>
-                <wp:effectExtent l="0" t="0" r="28575" b="19050"/>
+                <wp:extent cx="2087880" cy="1699260"/>
+                <wp:effectExtent l="0" t="0" r="26670" b="34290"/>
                 <wp:wrapNone/>
                 <wp:docPr id="17" name="Straight Connector 17"/>
                 <wp:cNvGraphicFramePr/>
@@ -294,7 +289,7 @@
                       <wps:spPr>
                         <a:xfrm>
                           <a:off x="0" y="0"/>
-                          <a:ext cx="2200275" cy="1905000"/>
+                          <a:ext cx="2087880" cy="1699260"/>
                         </a:xfrm>
                         <a:prstGeom prst="line">
                           <a:avLst/>
@@ -324,12 +319,18 @@
                     </wps:wsp>
                   </a:graphicData>
                 </a:graphic>
+                <wp14:sizeRelH relativeFrom="margin">
+                  <wp14:pctWidth>0</wp14:pctWidth>
+                </wp14:sizeRelH>
+                <wp14:sizeRelV relativeFrom="margin">
+                  <wp14:pctHeight>0</wp14:pctHeight>
+                </wp14:sizeRelV>
               </wp:anchor>
             </w:drawing>
           </mc:Choice>
           <mc:Fallback>
             <w:pict>
-              <v:line w14:anchorId="7EA28196" id="Straight Connector 17" o:spid="_x0000_s1026" style="position:absolute;z-index:251659264;visibility:visible;mso-wrap-style:square;mso-wrap-distance-left:9pt;mso-wrap-distance-top:0;mso-wrap-distance-right:9pt;mso-wrap-distance-bottom:0;mso-position-horizontal:absolute;mso-position-horizontal-relative:text;mso-position-vertical:absolute;mso-position-vertical-relative:text" from="123.15pt,89.35pt" to="296.4pt,239.35pt" o:gfxdata="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" strokecolor="#ed7d31 [3205]" strokeweight="2pt">
+              <v:line w14:anchorId="23ECCE71" id="Straight Connector 17" o:spid="_x0000_s1026" style="position:absolute;z-index:251659264;visibility:visible;mso-wrap-style:square;mso-width-percent:0;mso-height-percent:0;mso-wrap-distance-left:9pt;mso-wrap-distance-top:0;mso-wrap-distance-right:9pt;mso-wrap-distance-bottom:0;mso-position-horizontal:absolute;mso-position-horizontal-relative:text;mso-position-vertical:absolute;mso-position-vertical-relative:text;mso-width-percent:0;mso-height-percent:0;mso-width-relative:margin;mso-height-relative:margin" from="123.15pt,89.55pt" to="287.55pt,223.35pt" o:gfxdata="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" strokecolor="#ed7d31 [3205]" strokeweight="2pt">
                 <v:stroke dashstyle="longDash" joinstyle="miter"/>
               </v:line>
             </w:pict>
@@ -343,9 +344,9 @@
         <mc:AlternateContent>
           <mc:Choice Requires="wpg">
             <w:drawing>
-              <wp:inline distT="0" distB="0" distL="0" distR="0" wp14:anchorId="465C5FFB" wp14:editId="12677401">
-                <wp:extent cx="4133850" cy="3771900"/>
-                <wp:effectExtent l="76200" t="19050" r="95250" b="0"/>
+              <wp:inline distT="0" distB="0" distL="0" distR="0" wp14:anchorId="465C5FFB" wp14:editId="346895E9">
+                <wp:extent cx="4000500" cy="3547110"/>
+                <wp:effectExtent l="95250" t="19050" r="95250" b="0"/>
                 <wp:docPr id="18" name="Group 18"/>
                 <wp:cNvGraphicFramePr/>
                 <a:graphic xmlns:a="http://schemas.openxmlformats.org/drawingml/2006/main">
@@ -355,7 +356,7 @@
                       <wpg:grpSpPr>
                         <a:xfrm>
                           <a:off x="0" y="0"/>
-                          <a:ext cx="4133850" cy="3771900"/>
+                          <a:ext cx="4000500" cy="3547110"/>
                           <a:chOff x="0" y="0"/>
                           <a:chExt cx="4133850" cy="3771900"/>
                         </a:xfrm>
@@ -869,7 +870,7 @@
           </mc:Choice>
           <mc:Fallback>
             <w:pict>
-              <v:group w14:anchorId="7ABFA4B0" id="Group 18" o:spid="_x0000_s1026" style="width:325.5pt;height:297pt;mso-position-horizontal-relative:char;mso-position-vertical-relative:line" coordsize="41338,37719" o:gfxdata="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">
+              <v:group w14:anchorId="5D27717D" id="Group 18" o:spid="_x0000_s1026" style="width:315pt;height:279.3pt;mso-position-horizontal-relative:char;mso-position-vertical-relative:line" coordsize="41338,37719" o:gfxdata="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">
                 <v:group id="Group 8" o:spid="_x0000_s1027" style="position:absolute;width:41338;height:37719" coordsize="41338,37719" o:gfxdata="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">
                   <v:rect id="Rectangle 7" o:spid="_x0000_s1028" style="position:absolute;top:31051;width:41338;height:6668;visibility:visible;mso-wrap-style:square;v-text-anchor:middle" o:gfxdata="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" fillcolor="#823b0b [1605]" strokecolor="#1f3763 [1604]" strokeweight="1pt"/>
                   <v:line id="Straight Connector 1" o:spid="_x0000_s1029" style="position:absolute;flip:x;visibility:visible;mso-wrap-style:square" from="12573,11430" to="12668,34194" o:connectortype="straight" o:gfxdata="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" strokecolor="black [3200]" strokeweight="6pt">
@@ -978,11 +979,6 @@
       <w:r>
         <w:t xml:space="preserve"> </w:t>
       </w:r>
-    </w:p>
-    <w:p>
-      <w:pPr>
-        <w:ind w:firstLine="360"/>
-      </w:pPr>
       <w:r>
         <w:t xml:space="preserve">The user </w:t>
       </w:r>
@@ -1054,7 +1050,200 @@
         <w:t xml:space="preserve"> [unit Watt</w:t>
       </w:r>
       <w:r>
-        <w:t>]. The user always connect to the base station that provides the best quality.</w:t>
+        <w:t>]</w:t>
+      </w:r>
+      <w:r>
+        <w:t xml:space="preserve">, there will be no service if the received power is lower than </w:t>
+      </w:r>
+      <m:oMath>
+        <m:sSup>
+          <m:sSupPr>
+            <m:ctrlPr>
+              <w:rPr>
+                <w:rFonts w:ascii="Cambria Math" w:hAnsi="Cambria Math"/>
+                <w:i/>
+              </w:rPr>
+            </m:ctrlPr>
+          </m:sSupPr>
+          <m:e>
+            <m:r>
+              <w:rPr>
+                <w:rFonts w:ascii="Cambria Math" w:hAnsi="Cambria Math"/>
+              </w:rPr>
+              <m:t>10</m:t>
+            </m:r>
+          </m:e>
+          <m:sup>
+            <m:r>
+              <w:rPr>
+                <w:rFonts w:ascii="Cambria Math" w:hAnsi="Cambria Math"/>
+              </w:rPr>
+              <m:t>-5</m:t>
+            </m:r>
+          </m:sup>
+        </m:sSup>
+      </m:oMath>
+      <w:r>
+        <w:t xml:space="preserve"> [unit Watt]</w:t>
+      </w:r>
+      <w:r>
+        <w:t xml:space="preserve">. </w:t>
+      </w:r>
+      <w:r>
+        <w:t xml:space="preserve">When the received power is </w:t>
+      </w:r>
+      <w:r>
+        <w:t xml:space="preserve">above </w:t>
+      </w:r>
+      <m:oMath>
+        <m:sSup>
+          <m:sSupPr>
+            <m:ctrlPr>
+              <w:rPr>
+                <w:rFonts w:ascii="Cambria Math" w:hAnsi="Cambria Math"/>
+                <w:i/>
+              </w:rPr>
+            </m:ctrlPr>
+          </m:sSupPr>
+          <m:e>
+            <m:r>
+              <w:rPr>
+                <w:rFonts w:ascii="Cambria Math" w:hAnsi="Cambria Math"/>
+              </w:rPr>
+              <m:t>10</m:t>
+            </m:r>
+          </m:e>
+          <m:sup>
+            <m:r>
+              <w:rPr>
+                <w:rFonts w:ascii="Cambria Math" w:hAnsi="Cambria Math"/>
+              </w:rPr>
+              <m:t>-</m:t>
+            </m:r>
+            <m:r>
+              <w:rPr>
+                <w:rFonts w:ascii="Cambria Math" w:hAnsi="Cambria Math"/>
+              </w:rPr>
+              <m:t>4</m:t>
+            </m:r>
+          </m:sup>
+        </m:sSup>
+      </m:oMath>
+      <w:r>
+        <w:t xml:space="preserve"> [unit Watt]</w:t>
+      </w:r>
+      <w:r>
+        <w:t xml:space="preserve">, the </w:t>
+      </w:r>
+      <w:r>
+        <w:t>service quality</w:t>
+      </w:r>
+      <w:r>
+        <w:t xml:space="preserve"> </w:t>
+      </w:r>
+      <w:r>
+        <w:t>i</w:t>
+      </w:r>
+      <w:r>
+        <w:t>s high.</w:t>
+      </w:r>
+      <w:r>
+        <w:t xml:space="preserve"> Low service quality </w:t>
+      </w:r>
+      <w:r>
+        <w:t xml:space="preserve">is achieved when the received </w:t>
+      </w:r>
+      <w:r>
+        <w:t xml:space="preserve">signal power is </w:t>
+      </w:r>
+      <w:r>
+        <w:t>b</w:t>
+      </w:r>
+      <w:r>
+        <w:t xml:space="preserve">etween </w:t>
+      </w:r>
+      <m:oMath>
+        <m:sSup>
+          <m:sSupPr>
+            <m:ctrlPr>
+              <w:rPr>
+                <w:rFonts w:ascii="Cambria Math" w:hAnsi="Cambria Math"/>
+                <w:i/>
+              </w:rPr>
+            </m:ctrlPr>
+          </m:sSupPr>
+          <m:e>
+            <m:r>
+              <w:rPr>
+                <w:rFonts w:ascii="Cambria Math" w:hAnsi="Cambria Math"/>
+              </w:rPr>
+              <m:t>10</m:t>
+            </m:r>
+          </m:e>
+          <m:sup>
+            <m:r>
+              <w:rPr>
+                <w:rFonts w:ascii="Cambria Math" w:hAnsi="Cambria Math"/>
+              </w:rPr>
+              <m:t>-</m:t>
+            </m:r>
+            <m:r>
+              <w:rPr>
+                <w:rFonts w:ascii="Cambria Math" w:hAnsi="Cambria Math"/>
+              </w:rPr>
+              <m:t>4</m:t>
+            </m:r>
+          </m:sup>
+        </m:sSup>
+      </m:oMath>
+      <w:r>
+        <w:t xml:space="preserve"> </w:t>
+      </w:r>
+      <w:r>
+        <w:t xml:space="preserve"> and </w:t>
+      </w:r>
+      <m:oMath>
+        <m:sSup>
+          <m:sSupPr>
+            <m:ctrlPr>
+              <w:rPr>
+                <w:rFonts w:ascii="Cambria Math" w:hAnsi="Cambria Math"/>
+                <w:i/>
+              </w:rPr>
+            </m:ctrlPr>
+          </m:sSupPr>
+          <m:e>
+            <m:r>
+              <w:rPr>
+                <w:rFonts w:ascii="Cambria Math" w:hAnsi="Cambria Math"/>
+              </w:rPr>
+              <m:t>10</m:t>
+            </m:r>
+          </m:e>
+          <m:sup>
+            <m:r>
+              <w:rPr>
+                <w:rFonts w:ascii="Cambria Math" w:hAnsi="Cambria Math"/>
+              </w:rPr>
+              <m:t>-5</m:t>
+            </m:r>
+          </m:sup>
+        </m:sSup>
+      </m:oMath>
+      <w:r>
+        <w:t xml:space="preserve"> </w:t>
+      </w:r>
+      <w:r>
+        <w:t>[unit Watt]</w:t>
+      </w:r>
+      <w:r>
+        <w:t>.</w:t>
+      </w:r>
+      <w:r>
+        <w:t xml:space="preserve"> </w:t>
+      </w:r>
+      <w:r>
+        <w:t>The user always connect to the base station that provides the best quality.</w:t>
       </w:r>
     </w:p>
     <w:p>
@@ -1425,7 +1614,13 @@
         <w:t xml:space="preserve">Provide a coverage table </w:t>
       </w:r>
       <w:r>
-        <w:t>for each base station the phone connects to.</w:t>
+        <w:t>for each base station the phone connects to</w:t>
+      </w:r>
+      <w:r>
+        <w:t>. If it’s possible, identify when I have high</w:t>
+      </w:r>
+      <w:r>
+        <w:t xml:space="preserve"> quality service, low quality service, and no service.</w:t>
       </w:r>
     </w:p>
     <w:p>
